--- a/w5/efolio5.docx
+++ b/w5/efolio5.docx
@@ -531,6 +531,50 @@
       <w:r>
         <w:drawing>
           <wp:inline distT="0" distB="0" distL="114300" distR="114300">
+            <wp:extent cx="5271770" cy="2637155"/>
+            <wp:effectExtent l="0" t="0" r="11430" b="4445"/>
+            <wp:docPr id="13" name="图片 13"/>
+            <wp:cNvGraphicFramePr>
+              <a:graphicFrameLocks xmlns:a="http://schemas.openxmlformats.org/drawingml/2006/main" noChangeAspect="1"/>
+            </wp:cNvGraphicFramePr>
+            <a:graphic xmlns:a="http://schemas.openxmlformats.org/drawingml/2006/main">
+              <a:graphicData uri="http://schemas.openxmlformats.org/drawingml/2006/picture">
+                <pic:pic xmlns:pic="http://schemas.openxmlformats.org/drawingml/2006/picture">
+                  <pic:nvPicPr>
+                    <pic:cNvPr id="13" name="图片 13"/>
+                    <pic:cNvPicPr>
+                      <a:picLocks noChangeAspect="1"/>
+                    </pic:cNvPicPr>
+                  </pic:nvPicPr>
+                  <pic:blipFill>
+                    <a:blip r:embed="rId14"/>
+                    <a:stretch>
+                      <a:fillRect/>
+                    </a:stretch>
+                  </pic:blipFill>
+                  <pic:spPr>
+                    <a:xfrm>
+                      <a:off x="0" y="0"/>
+                      <a:ext cx="5271770" cy="2637155"/>
+                    </a:xfrm>
+                    <a:prstGeom prst="rect">
+                      <a:avLst/>
+                    </a:prstGeom>
+                    <a:noFill/>
+                    <a:ln>
+                      <a:noFill/>
+                    </a:ln>
+                  </pic:spPr>
+                </pic:pic>
+              </a:graphicData>
+            </a:graphic>
+          </wp:inline>
+        </w:drawing>
+      </w:r>
+      <w:bookmarkStart w:id="0" w:name="_GoBack"/>
+      <w:r>
+        <w:drawing>
+          <wp:inline distT="0" distB="0" distL="114300" distR="114300">
             <wp:extent cx="5262880" cy="1238250"/>
             <wp:effectExtent l="0" t="0" r="7620" b="6350"/>
             <wp:docPr id="11" name="图片 11"/>
@@ -547,7 +591,7 @@
                     </pic:cNvPicPr>
                   </pic:nvPicPr>
                   <pic:blipFill>
-                    <a:blip r:embed="rId14"/>
+                    <a:blip r:embed="rId15"/>
                     <a:stretch>
                       <a:fillRect/>
                     </a:stretch>
@@ -571,50 +615,6 @@
           </wp:inline>
         </w:drawing>
       </w:r>
-      <w:r>
-        <w:drawing>
-          <wp:inline distT="0" distB="0" distL="114300" distR="114300">
-            <wp:extent cx="5271770" cy="2637155"/>
-            <wp:effectExtent l="0" t="0" r="11430" b="4445"/>
-            <wp:docPr id="13" name="图片 13"/>
-            <wp:cNvGraphicFramePr>
-              <a:graphicFrameLocks xmlns:a="http://schemas.openxmlformats.org/drawingml/2006/main" noChangeAspect="1"/>
-            </wp:cNvGraphicFramePr>
-            <a:graphic xmlns:a="http://schemas.openxmlformats.org/drawingml/2006/main">
-              <a:graphicData uri="http://schemas.openxmlformats.org/drawingml/2006/picture">
-                <pic:pic xmlns:pic="http://schemas.openxmlformats.org/drawingml/2006/picture">
-                  <pic:nvPicPr>
-                    <pic:cNvPr id="13" name="图片 13"/>
-                    <pic:cNvPicPr>
-                      <a:picLocks noChangeAspect="1"/>
-                    </pic:cNvPicPr>
-                  </pic:nvPicPr>
-                  <pic:blipFill>
-                    <a:blip r:embed="rId15"/>
-                    <a:stretch>
-                      <a:fillRect/>
-                    </a:stretch>
-                  </pic:blipFill>
-                  <pic:spPr>
-                    <a:xfrm>
-                      <a:off x="0" y="0"/>
-                      <a:ext cx="5271770" cy="2637155"/>
-                    </a:xfrm>
-                    <a:prstGeom prst="rect">
-                      <a:avLst/>
-                    </a:prstGeom>
-                    <a:noFill/>
-                    <a:ln>
-                      <a:noFill/>
-                    </a:ln>
-                  </pic:spPr>
-                </pic:pic>
-              </a:graphicData>
-            </a:graphic>
-          </wp:inline>
-        </w:drawing>
-      </w:r>
-      <w:bookmarkStart w:id="0" w:name="_GoBack"/>
       <w:bookmarkEnd w:id="0"/>
     </w:p>
     <w:p/>
@@ -769,7 +769,7 @@
     <w:lsdException w:qFormat="1" w:unhideWhenUsed="0" w:uiPriority="0" w:semiHidden="0" w:name="Title"/>
     <w:lsdException w:unhideWhenUsed="0" w:uiPriority="0" w:semiHidden="0" w:name="Closing"/>
     <w:lsdException w:unhideWhenUsed="0" w:uiPriority="0" w:semiHidden="0" w:name="Signature"/>
-    <w:lsdException w:unhideWhenUsed="0" w:uiPriority="0" w:name="Default Paragraph Font"/>
+    <w:lsdException w:qFormat="1" w:unhideWhenUsed="0" w:uiPriority="0" w:name="Default Paragraph Font"/>
     <w:lsdException w:unhideWhenUsed="0" w:uiPriority="0" w:semiHidden="0" w:name="Body Text"/>
     <w:lsdException w:unhideWhenUsed="0" w:uiPriority="0" w:semiHidden="0" w:name="Body Text Indent"/>
     <w:lsdException w:unhideWhenUsed="0" w:uiPriority="0" w:semiHidden="0" w:name="List Continue"/>
@@ -807,7 +807,7 @@
     <w:lsdException w:unhideWhenUsed="0" w:uiPriority="0" w:semiHidden="0" w:name="HTML Sample"/>
     <w:lsdException w:unhideWhenUsed="0" w:uiPriority="0" w:semiHidden="0" w:name="HTML Typewriter"/>
     <w:lsdException w:unhideWhenUsed="0" w:uiPriority="0" w:semiHidden="0" w:name="HTML Variable"/>
-    <w:lsdException w:unhideWhenUsed="0" w:uiPriority="0" w:name="Normal Table"/>
+    <w:lsdException w:qFormat="1" w:unhideWhenUsed="0" w:uiPriority="0" w:name="Normal Table"/>
     <w:lsdException w:unhideWhenUsed="0" w:uiPriority="0" w:semiHidden="0" w:name="annotation subject"/>
     <w:lsdException w:unhideWhenUsed="0" w:uiPriority="0" w:semiHidden="0" w:name="Table Simple 1"/>
     <w:lsdException w:unhideWhenUsed="0" w:uiPriority="0" w:semiHidden="0" w:name="Table Simple 2"/>
@@ -972,11 +972,13 @@
   <w:style w:type="character" w:default="1" w:styleId="3">
     <w:name w:val="Default Paragraph Font"/>
     <w:semiHidden/>
+    <w:qFormat/>
     <w:uiPriority w:val="0"/>
   </w:style>
   <w:style w:type="table" w:default="1" w:styleId="2">
     <w:name w:val="Normal Table"/>
     <w:semiHidden/>
+    <w:qFormat/>
     <w:uiPriority w:val="0"/>
     <w:tblPr>
       <w:tblCellMar>

--- a/w5/efolio5.docx
+++ b/w5/efolio5.docx
@@ -571,7 +571,6 @@
           </wp:inline>
         </w:drawing>
       </w:r>
-      <w:bookmarkStart w:id="0" w:name="_GoBack"/>
       <w:r>
         <w:drawing>
           <wp:inline distT="0" distB="0" distL="114300" distR="114300">
@@ -615,6 +614,50 @@
           </wp:inline>
         </w:drawing>
       </w:r>
+      <w:r>
+        <w:drawing>
+          <wp:inline distT="0" distB="0" distL="114300" distR="114300">
+            <wp:extent cx="5271135" cy="1191895"/>
+            <wp:effectExtent l="0" t="0" r="12065" b="1905"/>
+            <wp:docPr id="12" name="图片 1"/>
+            <wp:cNvGraphicFramePr>
+              <a:graphicFrameLocks xmlns:a="http://schemas.openxmlformats.org/drawingml/2006/main" noChangeAspect="1"/>
+            </wp:cNvGraphicFramePr>
+            <a:graphic xmlns:a="http://schemas.openxmlformats.org/drawingml/2006/main">
+              <a:graphicData uri="http://schemas.openxmlformats.org/drawingml/2006/picture">
+                <pic:pic xmlns:pic="http://schemas.openxmlformats.org/drawingml/2006/picture">
+                  <pic:nvPicPr>
+                    <pic:cNvPr id="12" name="图片 1"/>
+                    <pic:cNvPicPr>
+                      <a:picLocks noChangeAspect="1"/>
+                    </pic:cNvPicPr>
+                  </pic:nvPicPr>
+                  <pic:blipFill>
+                    <a:blip r:embed="rId16"/>
+                    <a:stretch>
+                      <a:fillRect/>
+                    </a:stretch>
+                  </pic:blipFill>
+                  <pic:spPr>
+                    <a:xfrm>
+                      <a:off x="0" y="0"/>
+                      <a:ext cx="5271135" cy="1191895"/>
+                    </a:xfrm>
+                    <a:prstGeom prst="rect">
+                      <a:avLst/>
+                    </a:prstGeom>
+                    <a:noFill/>
+                    <a:ln>
+                      <a:noFill/>
+                    </a:ln>
+                  </pic:spPr>
+                </pic:pic>
+              </a:graphicData>
+            </a:graphic>
+          </wp:inline>
+        </w:drawing>
+      </w:r>
+      <w:bookmarkStart w:id="0" w:name="_GoBack"/>
       <w:bookmarkEnd w:id="0"/>
     </w:p>
     <w:p/>
